--- a/Context/Update code tuần 2.docx
+++ b/Context/Update code tuần 2.docx
@@ -8037,6 +8037,2010 @@
           <w:szCs w:val="26"/>
         </w:rPr>
         <w:t>**DỪNG lại sau D1.1**, chờ bạn xác nhận trước khi sang **D1.2** (facade get/set trong `ui.gd`). Lưu ý trước khi D1.2 cần chạy 1 lần `--headless --import` / mở editor để đăng ký `class_name StatsComponent`.</w:t>
+      </w:r>
+    </w:p>
+    <w:p>
+      <w:pPr>
+        <w:rPr>
+          <w:rFonts w:ascii="Times New Roman" w:hAnsi="Times New Roman" w:cs="Times New Roman"/>
+          <w:sz w:val="26"/>
+          <w:szCs w:val="26"/>
+        </w:rPr>
+      </w:pPr>
+      <w:r>
+        <w:rPr>
+          <w:rFonts w:ascii="Times New Roman" w:hAnsi="Times New Roman" w:cs="Times New Roman"/>
+          <w:noProof/>
+          <w:sz w:val="26"/>
+          <w:szCs w:val="26"/>
+        </w:rPr>
+        <mc:AlternateContent>
+          <mc:Choice Requires="wps">
+            <w:drawing>
+              <wp:anchor distT="0" distB="0" distL="114300" distR="114300" simplePos="0" relativeHeight="251660288" behindDoc="0" locked="0" layoutInCell="1" allowOverlap="1" wp14:anchorId="17DDD133" wp14:editId="311FBC40">
+                <wp:simplePos x="0" y="0"/>
+                <wp:positionH relativeFrom="column">
+                  <wp:posOffset>16933</wp:posOffset>
+                </wp:positionH>
+                <wp:positionV relativeFrom="paragraph">
+                  <wp:posOffset>82550</wp:posOffset>
+                </wp:positionV>
+                <wp:extent cx="5579534" cy="0"/>
+                <wp:effectExtent l="0" t="0" r="0" b="0"/>
+                <wp:wrapNone/>
+                <wp:docPr id="3" name="Straight Connector 3"/>
+                <wp:cNvGraphicFramePr/>
+                <a:graphic xmlns:a="http://schemas.openxmlformats.org/drawingml/2006/main">
+                  <a:graphicData uri="http://schemas.microsoft.com/office/word/2010/wordprocessingShape">
+                    <wps:wsp>
+                      <wps:cNvCnPr/>
+                      <wps:spPr>
+                        <a:xfrm>
+                          <a:off x="0" y="0"/>
+                          <a:ext cx="5579534" cy="0"/>
+                        </a:xfrm>
+                        <a:prstGeom prst="line">
+                          <a:avLst/>
+                        </a:prstGeom>
+                      </wps:spPr>
+                      <wps:style>
+                        <a:lnRef idx="1">
+                          <a:schemeClr val="accent1"/>
+                        </a:lnRef>
+                        <a:fillRef idx="0">
+                          <a:schemeClr val="accent1"/>
+                        </a:fillRef>
+                        <a:effectRef idx="0">
+                          <a:schemeClr val="accent1"/>
+                        </a:effectRef>
+                        <a:fontRef idx="minor">
+                          <a:schemeClr val="tx1"/>
+                        </a:fontRef>
+                      </wps:style>
+                      <wps:bodyPr/>
+                    </wps:wsp>
+                  </a:graphicData>
+                </a:graphic>
+              </wp:anchor>
+            </w:drawing>
+          </mc:Choice>
+          <mc:Fallback>
+            <w:pict>
+              <v:line w14:anchorId="6AB51CEC" id="Straight Connector 3" o:spid="_x0000_s1026" style="position:absolute;z-index:251660288;visibility:visible;mso-wrap-style:square;mso-wrap-distance-left:9pt;mso-wrap-distance-top:0;mso-wrap-distance-right:9pt;mso-wrap-distance-bottom:0;mso-position-horizontal:absolute;mso-position-horizontal-relative:text;mso-position-vertical:absolute;mso-position-vertical-relative:text" from="1.35pt,6.5pt" to="440.7pt,6.5pt" o:gfxdata="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" strokecolor="#156082 [3204]" strokeweight=".5pt">
+                <v:stroke joinstyle="miter"/>
+              </v:line>
+            </w:pict>
+          </mc:Fallback>
+        </mc:AlternateContent>
+      </w:r>
+    </w:p>
+    <w:p>
+      <w:pPr>
+        <w:rPr>
+          <w:rFonts w:ascii="Times New Roman" w:hAnsi="Times New Roman" w:cs="Times New Roman"/>
+          <w:sz w:val="26"/>
+          <w:szCs w:val="26"/>
+        </w:rPr>
+      </w:pPr>
+      <w:r>
+        <w:rPr>
+          <w:rFonts w:ascii="Times New Roman" w:hAnsi="Times New Roman" w:cs="Times New Roman"/>
+          <w:sz w:val="26"/>
+          <w:szCs w:val="26"/>
+        </w:rPr>
+        <w:t>## BÁO CÁO D1.3c-3 — STATSCOMPONENT DEAD-CODE AUDIT (READ-ONLY, không sửa gì)</w:t>
+      </w:r>
+    </w:p>
+    <w:p>
+      <w:pPr>
+        <w:rPr>
+          <w:rFonts w:ascii="Times New Roman" w:hAnsi="Times New Roman" w:cs="Times New Roman"/>
+          <w:sz w:val="26"/>
+          <w:szCs w:val="26"/>
+        </w:rPr>
+      </w:pPr>
+    </w:p>
+    <w:p>
+      <w:pPr>
+        <w:rPr>
+          <w:rFonts w:ascii="Times New Roman" w:hAnsi="Times New Roman" w:cs="Times New Roman"/>
+          <w:sz w:val="26"/>
+          <w:szCs w:val="26"/>
+        </w:rPr>
+      </w:pPr>
+      <w:r>
+        <w:rPr>
+          <w:rFonts w:ascii="Times New Roman" w:hAnsi="Times New Roman" w:cs="Times New Roman"/>
+          <w:sz w:val="26"/>
+          <w:szCs w:val="26"/>
+        </w:rPr>
+        <w:t>### 1. METHOD USAGE — `StatsComponent` (33 method)</w:t>
+      </w:r>
+    </w:p>
+    <w:p>
+      <w:pPr>
+        <w:rPr>
+          <w:rFonts w:ascii="Times New Roman" w:hAnsi="Times New Roman" w:cs="Times New Roman"/>
+          <w:sz w:val="26"/>
+          <w:szCs w:val="26"/>
+        </w:rPr>
+      </w:pPr>
+    </w:p>
+    <w:p>
+      <w:pPr>
+        <w:rPr>
+          <w:rFonts w:ascii="Times New Roman" w:hAnsi="Times New Roman" w:cs="Times New Roman"/>
+          <w:sz w:val="26"/>
+          <w:szCs w:val="26"/>
+        </w:rPr>
+      </w:pPr>
+      <w:r>
+        <w:rPr>
+          <w:rFonts w:ascii="Times New Roman" w:hAnsi="Times New Roman" w:cs="Times New Roman"/>
+          <w:sz w:val="26"/>
+          <w:szCs w:val="26"/>
+        </w:rPr>
+        <w:t>| Item | Location | Usage | Classification | Evidence |</w:t>
+      </w:r>
+    </w:p>
+    <w:p>
+      <w:pPr>
+        <w:rPr>
+          <w:rFonts w:ascii="Times New Roman" w:hAnsi="Times New Roman" w:cs="Times New Roman"/>
+          <w:sz w:val="26"/>
+          <w:szCs w:val="26"/>
+        </w:rPr>
+      </w:pPr>
+      <w:r>
+        <w:rPr>
+          <w:rFonts w:ascii="Times New Roman" w:hAnsi="Times New Roman" w:cs="Times New Roman"/>
+          <w:sz w:val="26"/>
+          <w:szCs w:val="26"/>
+        </w:rPr>
+        <w:t>|---|---|---|---|---|</w:t>
+      </w:r>
+    </w:p>
+    <w:p>
+      <w:pPr>
+        <w:rPr>
+          <w:rFonts w:ascii="Times New Roman" w:hAnsi="Times New Roman" w:cs="Times New Roman"/>
+          <w:sz w:val="26"/>
+          <w:szCs w:val="26"/>
+        </w:rPr>
+      </w:pPr>
+      <w:r>
+        <w:rPr>
+          <w:rFonts w:ascii="Times New Roman" w:hAnsi="Times New Roman" w:cs="Times New Roman"/>
+          <w:sz w:val="26"/>
+          <w:szCs w:val="26"/>
+        </w:rPr>
+        <w:t>| `tick()` | stats_component.gd:38 | external + internal | **ACTIVE_EXTERNAL** | `_stats.tick` ui.gd:153; nội bộ gọi `_process_bleeding` (:43) |</w:t>
+      </w:r>
+    </w:p>
+    <w:p>
+      <w:pPr>
+        <w:rPr>
+          <w:rFonts w:ascii="Times New Roman" w:hAnsi="Times New Roman" w:cs="Times New Roman"/>
+          <w:sz w:val="26"/>
+          <w:szCs w:val="26"/>
+        </w:rPr>
+      </w:pPr>
+      <w:r>
+        <w:rPr>
+          <w:rFonts w:ascii="Times New Roman" w:hAnsi="Times New Roman" w:cs="Times New Roman"/>
+          <w:sz w:val="26"/>
+          <w:szCs w:val="26"/>
+        </w:rPr>
+        <w:t>| `regen_stamina()` | :45 | external | **ACTIVE_EXTERNAL** | `_stats.regen_stamina` ui.gd:163 |</w:t>
+      </w:r>
+    </w:p>
+    <w:p>
+      <w:pPr>
+        <w:rPr>
+          <w:rFonts w:ascii="Times New Roman" w:hAnsi="Times New Roman" w:cs="Times New Roman"/>
+          <w:sz w:val="26"/>
+          <w:szCs w:val="26"/>
+        </w:rPr>
+      </w:pPr>
+      <w:r>
+        <w:rPr>
+          <w:rFonts w:ascii="Times New Roman" w:hAnsi="Times New Roman" w:cs="Times New Roman"/>
+          <w:sz w:val="26"/>
+          <w:szCs w:val="26"/>
+        </w:rPr>
+        <w:lastRenderedPageBreak/>
+        <w:t>| `heal_to_full()` | :52 | external + internal | **ACTIVE_EXTERNAL** | `_stats.heal_to_full` ui.gd:178; nội bộ gọi restore_* (55-57) |</w:t>
+      </w:r>
+    </w:p>
+    <w:p>
+      <w:pPr>
+        <w:rPr>
+          <w:rFonts w:ascii="Times New Roman" w:hAnsi="Times New Roman" w:cs="Times New Roman"/>
+          <w:sz w:val="26"/>
+          <w:szCs w:val="26"/>
+        </w:rPr>
+      </w:pPr>
+      <w:r>
+        <w:rPr>
+          <w:rFonts w:ascii="Times New Roman" w:hAnsi="Times New Roman" w:cs="Times New Roman"/>
+          <w:sz w:val="26"/>
+          <w:szCs w:val="26"/>
+        </w:rPr>
+        <w:t>| `apply_damage()` | :59 | **zero caller** | **DEAD_CANDIDATE** | không có `_stats.apply_damage`; chỉ reachable qua `damage()` (:94) |</w:t>
+      </w:r>
+    </w:p>
+    <w:p>
+      <w:pPr>
+        <w:rPr>
+          <w:rFonts w:ascii="Times New Roman" w:hAnsi="Times New Roman" w:cs="Times New Roman"/>
+          <w:sz w:val="26"/>
+          <w:szCs w:val="26"/>
+        </w:rPr>
+      </w:pPr>
+      <w:r>
+        <w:rPr>
+          <w:rFonts w:ascii="Times New Roman" w:hAnsi="Times New Roman" w:cs="Times New Roman"/>
+          <w:sz w:val="26"/>
+          <w:szCs w:val="26"/>
+        </w:rPr>
+        <w:t>| `damage()` | :93 | **zero caller** | **DEAD_CANDIDATE** | không có `_stats.damage` |</w:t>
+      </w:r>
+    </w:p>
+    <w:p>
+      <w:pPr>
+        <w:rPr>
+          <w:rFonts w:ascii="Times New Roman" w:hAnsi="Times New Roman" w:cs="Times New Roman"/>
+          <w:sz w:val="26"/>
+          <w:szCs w:val="26"/>
+        </w:rPr>
+      </w:pPr>
+      <w:r>
+        <w:rPr>
+          <w:rFonts w:ascii="Times New Roman" w:hAnsi="Times New Roman" w:cs="Times New Roman"/>
+          <w:sz w:val="26"/>
+          <w:szCs w:val="26"/>
+        </w:rPr>
+        <w:t>| `restore_stagger_thresholds()` | :96 | external + internal | **ACTIVE_EXTERNAL** | `_stats.restore_stagger_thresholds` ui.gd:248; heal_to_full:55 |</w:t>
+      </w:r>
+    </w:p>
+    <w:p>
+      <w:pPr>
+        <w:rPr>
+          <w:rFonts w:ascii="Times New Roman" w:hAnsi="Times New Roman" w:cs="Times New Roman"/>
+          <w:sz w:val="26"/>
+          <w:szCs w:val="26"/>
+        </w:rPr>
+      </w:pPr>
+      <w:r>
+        <w:rPr>
+          <w:rFonts w:ascii="Times New Roman" w:hAnsi="Times New Roman" w:cs="Times New Roman"/>
+          <w:sz w:val="26"/>
+          <w:szCs w:val="26"/>
+        </w:rPr>
+        <w:t>| `restore_one_stagger_threshold()` | :101 | external | **ACTIVE_EXTERNAL** | ui.gd:253 |</w:t>
+      </w:r>
+    </w:p>
+    <w:p>
+      <w:pPr>
+        <w:rPr>
+          <w:rFonts w:ascii="Times New Roman" w:hAnsi="Times New Roman" w:cs="Times New Roman"/>
+          <w:sz w:val="26"/>
+          <w:szCs w:val="26"/>
+        </w:rPr>
+      </w:pPr>
+      <w:r>
+        <w:rPr>
+          <w:rFonts w:ascii="Times New Roman" w:hAnsi="Times New Roman" w:cs="Times New Roman"/>
+          <w:sz w:val="26"/>
+          <w:szCs w:val="26"/>
+        </w:rPr>
+        <w:t>| `has_used_stagger_threshold()` | ~:109 | external | **ACTIVE_EXTERNAL** | ui.gd:263 |</w:t>
+      </w:r>
+    </w:p>
+    <w:p>
+      <w:pPr>
+        <w:rPr>
+          <w:rFonts w:ascii="Times New Roman" w:hAnsi="Times New Roman" w:cs="Times New Roman"/>
+          <w:sz w:val="26"/>
+          <w:szCs w:val="26"/>
+        </w:rPr>
+      </w:pPr>
+      <w:r>
+        <w:rPr>
+          <w:rFonts w:ascii="Times New Roman" w:hAnsi="Times New Roman" w:cs="Times New Roman"/>
+          <w:sz w:val="26"/>
+          <w:szCs w:val="26"/>
+        </w:rPr>
+        <w:t>| `restore_flask_charges()` | :118 | external + internal | **ACTIVE_EXTERNAL** | ui.gd:286; heal_to_full:56 |</w:t>
+      </w:r>
+    </w:p>
+    <w:p>
+      <w:pPr>
+        <w:rPr>
+          <w:rFonts w:ascii="Times New Roman" w:hAnsi="Times New Roman" w:cs="Times New Roman"/>
+          <w:sz w:val="26"/>
+          <w:szCs w:val="26"/>
+        </w:rPr>
+      </w:pPr>
+      <w:r>
+        <w:rPr>
+          <w:rFonts w:ascii="Times New Roman" w:hAnsi="Times New Roman" w:cs="Times New Roman"/>
+          <w:sz w:val="26"/>
+          <w:szCs w:val="26"/>
+        </w:rPr>
+        <w:t>| `add_max_flask_charges()` | ~:121 | external + internal | **ACTIVE_EXTERNAL** | ui.gd:290; gọi `recalc_flask_heal_amount` :124 |</w:t>
+      </w:r>
+    </w:p>
+    <w:p>
+      <w:pPr>
+        <w:rPr>
+          <w:rFonts w:ascii="Times New Roman" w:hAnsi="Times New Roman" w:cs="Times New Roman"/>
+          <w:sz w:val="26"/>
+          <w:szCs w:val="26"/>
+        </w:rPr>
+      </w:pPr>
+      <w:r>
+        <w:rPr>
+          <w:rFonts w:ascii="Times New Roman" w:hAnsi="Times New Roman" w:cs="Times New Roman"/>
+          <w:sz w:val="26"/>
+          <w:szCs w:val="26"/>
+        </w:rPr>
+        <w:t>| `consume_flask_charge()` | :126 | external | **ACTIVE_EXTERNAL** | ui.gd:468 |</w:t>
+      </w:r>
+    </w:p>
+    <w:p>
+      <w:pPr>
+        <w:rPr>
+          <w:rFonts w:ascii="Times New Roman" w:hAnsi="Times New Roman" w:cs="Times New Roman"/>
+          <w:sz w:val="26"/>
+          <w:szCs w:val="26"/>
+        </w:rPr>
+      </w:pPr>
+      <w:r>
+        <w:rPr>
+          <w:rFonts w:ascii="Times New Roman" w:hAnsi="Times New Roman" w:cs="Times New Roman"/>
+          <w:sz w:val="26"/>
+          <w:szCs w:val="26"/>
+        </w:rPr>
+        <w:t>| `cure_debuffs_from_flask()` | :129 | external + internal | **ACTIVE_EXTERNAL** | ui.gd:425 |</w:t>
+      </w:r>
+    </w:p>
+    <w:p>
+      <w:pPr>
+        <w:rPr>
+          <w:rFonts w:ascii="Times New Roman" w:hAnsi="Times New Roman" w:cs="Times New Roman"/>
+          <w:sz w:val="26"/>
+          <w:szCs w:val="26"/>
+        </w:rPr>
+      </w:pPr>
+      <w:r>
+        <w:rPr>
+          <w:rFonts w:ascii="Times New Roman" w:hAnsi="Times New Roman" w:cs="Times New Roman"/>
+          <w:sz w:val="26"/>
+          <w:szCs w:val="26"/>
+        </w:rPr>
+        <w:t>| `heal_from_flask()` | :136 | external | **ACTIVE_EXTERNAL** | ui.gd:470 |</w:t>
+      </w:r>
+    </w:p>
+    <w:p>
+      <w:pPr>
+        <w:rPr>
+          <w:rFonts w:ascii="Times New Roman" w:hAnsi="Times New Roman" w:cs="Times New Roman"/>
+          <w:sz w:val="26"/>
+          <w:szCs w:val="26"/>
+        </w:rPr>
+      </w:pPr>
+      <w:r>
+        <w:rPr>
+          <w:rFonts w:ascii="Times New Roman" w:hAnsi="Times New Roman" w:cs="Times New Roman"/>
+          <w:sz w:val="26"/>
+          <w:szCs w:val="26"/>
+        </w:rPr>
+        <w:t>| `recalc_flask_heal_amount()` | :139 | external + internal | **ACTIVE_EXTERNAL** | ui.gd:429; :124 |</w:t>
+      </w:r>
+    </w:p>
+    <w:p>
+      <w:pPr>
+        <w:rPr>
+          <w:rFonts w:ascii="Times New Roman" w:hAnsi="Times New Roman" w:cs="Times New Roman"/>
+          <w:sz w:val="26"/>
+          <w:szCs w:val="26"/>
+        </w:rPr>
+      </w:pPr>
+      <w:r>
+        <w:rPr>
+          <w:rFonts w:ascii="Times New Roman" w:hAnsi="Times New Roman" w:cs="Times New Roman"/>
+          <w:sz w:val="26"/>
+          <w:szCs w:val="26"/>
+        </w:rPr>
+        <w:t>| `can_spend_stamina()` | :143 | external | **ACTIVE_EXTERNAL** | ui.gd:296 |</w:t>
+      </w:r>
+    </w:p>
+    <w:p>
+      <w:pPr>
+        <w:rPr>
+          <w:rFonts w:ascii="Times New Roman" w:hAnsi="Times New Roman" w:cs="Times New Roman"/>
+          <w:sz w:val="26"/>
+          <w:szCs w:val="26"/>
+        </w:rPr>
+      </w:pPr>
+      <w:r>
+        <w:rPr>
+          <w:rFonts w:ascii="Times New Roman" w:hAnsi="Times New Roman" w:cs="Times New Roman"/>
+          <w:sz w:val="26"/>
+          <w:szCs w:val="26"/>
+        </w:rPr>
+        <w:t>| `spend_stamina()` | :148 | external | **ACTIVE_EXTERNAL** | ui.gd:298 |</w:t>
+      </w:r>
+    </w:p>
+    <w:p>
+      <w:pPr>
+        <w:rPr>
+          <w:rFonts w:ascii="Times New Roman" w:hAnsi="Times New Roman" w:cs="Times New Roman"/>
+          <w:sz w:val="26"/>
+          <w:szCs w:val="26"/>
+        </w:rPr>
+      </w:pPr>
+      <w:r>
+        <w:rPr>
+          <w:rFonts w:ascii="Times New Roman" w:hAnsi="Times New Roman" w:cs="Times New Roman"/>
+          <w:sz w:val="26"/>
+          <w:szCs w:val="26"/>
+        </w:rPr>
+        <w:t>| `restore_stamina_full()` | ~:155 | external | **ACTIVE_EXTERNAL** | ui.gd:305 |</w:t>
+      </w:r>
+    </w:p>
+    <w:p>
+      <w:pPr>
+        <w:rPr>
+          <w:rFonts w:ascii="Times New Roman" w:hAnsi="Times New Roman" w:cs="Times New Roman"/>
+          <w:sz w:val="26"/>
+          <w:szCs w:val="26"/>
+        </w:rPr>
+      </w:pPr>
+      <w:r>
+        <w:rPr>
+          <w:rFonts w:ascii="Times New Roman" w:hAnsi="Times New Roman" w:cs="Times New Roman"/>
+          <w:sz w:val="26"/>
+          <w:szCs w:val="26"/>
+        </w:rPr>
+        <w:t>| `get_damage_taken_multiplier()` | :161 | external + internal | **ACTIVE_EXTERNAL** | ui.gd:200; apply_damage:70 |</w:t>
+      </w:r>
+    </w:p>
+    <w:p>
+      <w:pPr>
+        <w:rPr>
+          <w:rFonts w:ascii="Times New Roman" w:hAnsi="Times New Roman" w:cs="Times New Roman"/>
+          <w:sz w:val="26"/>
+          <w:szCs w:val="26"/>
+        </w:rPr>
+      </w:pPr>
+      <w:r>
+        <w:rPr>
+          <w:rFonts w:ascii="Times New Roman" w:hAnsi="Times New Roman" w:cs="Times New Roman"/>
+          <w:sz w:val="26"/>
+          <w:szCs w:val="26"/>
+        </w:rPr>
+        <w:t>| `get_damage_dealt_multiplier()` | ~:167 | external | **ACTIVE_EXTERNAL** | facade ui.gd |</w:t>
+      </w:r>
+    </w:p>
+    <w:p>
+      <w:pPr>
+        <w:rPr>
+          <w:rFonts w:ascii="Times New Roman" w:hAnsi="Times New Roman" w:cs="Times New Roman"/>
+          <w:sz w:val="26"/>
+          <w:szCs w:val="26"/>
+        </w:rPr>
+      </w:pPr>
+      <w:r>
+        <w:rPr>
+          <w:rFonts w:ascii="Times New Roman" w:hAnsi="Times New Roman" w:cs="Times New Roman"/>
+          <w:sz w:val="26"/>
+          <w:szCs w:val="26"/>
+        </w:rPr>
+        <w:lastRenderedPageBreak/>
+        <w:t>| `get_move_speed_multiplier()` | ~:174 | external | **ACTIVE_EXTERNAL** | facade ui.gd |</w:t>
+      </w:r>
+    </w:p>
+    <w:p>
+      <w:pPr>
+        <w:rPr>
+          <w:rFonts w:ascii="Times New Roman" w:hAnsi="Times New Roman" w:cs="Times New Roman"/>
+          <w:sz w:val="26"/>
+          <w:szCs w:val="26"/>
+        </w:rPr>
+      </w:pPr>
+      <w:r>
+        <w:rPr>
+          <w:rFonts w:ascii="Times New Roman" w:hAnsi="Times New Roman" w:cs="Times New Roman"/>
+          <w:sz w:val="26"/>
+          <w:szCs w:val="26"/>
+        </w:rPr>
+        <w:t>| `get_attack_speed_multiplier()` | ~:178 | external | **ACTIVE_EXTERNAL** | facade ui.gd |</w:t>
+      </w:r>
+    </w:p>
+    <w:p>
+      <w:pPr>
+        <w:rPr>
+          <w:rFonts w:ascii="Times New Roman" w:hAnsi="Times New Roman" w:cs="Times New Roman"/>
+          <w:sz w:val="26"/>
+          <w:szCs w:val="26"/>
+        </w:rPr>
+      </w:pPr>
+      <w:r>
+        <w:rPr>
+          <w:rFonts w:ascii="Times New Roman" w:hAnsi="Times New Roman" w:cs="Times New Roman"/>
+          <w:sz w:val="26"/>
+          <w:szCs w:val="26"/>
+        </w:rPr>
+        <w:t>| `has_bleeding()` | :183 | external + internal | **ACTIVE_EXTERNAL** | ui.gd:204, nhiều chỗ nội bộ |</w:t>
+      </w:r>
+    </w:p>
+    <w:p>
+      <w:pPr>
+        <w:rPr>
+          <w:rFonts w:ascii="Times New Roman" w:hAnsi="Times New Roman" w:cs="Times New Roman"/>
+          <w:sz w:val="26"/>
+          <w:szCs w:val="26"/>
+        </w:rPr>
+      </w:pPr>
+      <w:r>
+        <w:rPr>
+          <w:rFonts w:ascii="Times New Roman" w:hAnsi="Times New Roman" w:cs="Times New Roman"/>
+          <w:sz w:val="26"/>
+          <w:szCs w:val="26"/>
+        </w:rPr>
+        <w:t>| `has_fracture()` | ~:185 | external + internal | **ACTIVE_EXTERNAL** | facade + nội bộ |</w:t>
+      </w:r>
+    </w:p>
+    <w:p>
+      <w:pPr>
+        <w:rPr>
+          <w:rFonts w:ascii="Times New Roman" w:hAnsi="Times New Roman" w:cs="Times New Roman"/>
+          <w:sz w:val="26"/>
+          <w:szCs w:val="26"/>
+        </w:rPr>
+      </w:pPr>
+      <w:r>
+        <w:rPr>
+          <w:rFonts w:ascii="Times New Roman" w:hAnsi="Times New Roman" w:cs="Times New Roman"/>
+          <w:sz w:val="26"/>
+          <w:szCs w:val="26"/>
+        </w:rPr>
+        <w:t>| `has_any_debuff()` | ~:188 | external + internal | **ACTIVE_EXTERNAL** | facade + nội bộ |</w:t>
+      </w:r>
+    </w:p>
+    <w:p>
+      <w:pPr>
+        <w:rPr>
+          <w:rFonts w:ascii="Times New Roman" w:hAnsi="Times New Roman" w:cs="Times New Roman"/>
+          <w:sz w:val="26"/>
+          <w:szCs w:val="26"/>
+        </w:rPr>
+      </w:pPr>
+      <w:r>
+        <w:rPr>
+          <w:rFonts w:ascii="Times New Roman" w:hAnsi="Times New Roman" w:cs="Times New Roman"/>
+          <w:sz w:val="26"/>
+          <w:szCs w:val="26"/>
+        </w:rPr>
+        <w:t>| `clear_all_debuffs()` | :192 | external + internal | **ACTIVE_EXTERNAL** | ui.gd:332; heal_to_full:57 |</w:t>
+      </w:r>
+    </w:p>
+    <w:p>
+      <w:pPr>
+        <w:rPr>
+          <w:rFonts w:ascii="Times New Roman" w:hAnsi="Times New Roman" w:cs="Times New Roman"/>
+          <w:sz w:val="26"/>
+          <w:szCs w:val="26"/>
+        </w:rPr>
+      </w:pPr>
+      <w:r>
+        <w:rPr>
+          <w:rFonts w:ascii="Times New Roman" w:hAnsi="Times New Roman" w:cs="Times New Roman"/>
+          <w:sz w:val="26"/>
+          <w:szCs w:val="26"/>
+        </w:rPr>
+        <w:t>| `apply_buff()` | ~:197 | external | **ACTIVE_EXTERNAL** | ui.gd:335 |</w:t>
+      </w:r>
+    </w:p>
+    <w:p>
+      <w:pPr>
+        <w:rPr>
+          <w:rFonts w:ascii="Times New Roman" w:hAnsi="Times New Roman" w:cs="Times New Roman"/>
+          <w:sz w:val="26"/>
+          <w:szCs w:val="26"/>
+        </w:rPr>
+      </w:pPr>
+      <w:r>
+        <w:rPr>
+          <w:rFonts w:ascii="Times New Roman" w:hAnsi="Times New Roman" w:cs="Times New Roman"/>
+          <w:sz w:val="26"/>
+          <w:szCs w:val="26"/>
+        </w:rPr>
+        <w:t>| `remove_buff()` | ~:200 | external | **ACTIVE_EXTERNAL** | ui.gd:339 |</w:t>
+      </w:r>
+    </w:p>
+    <w:p>
+      <w:pPr>
+        <w:rPr>
+          <w:rFonts w:ascii="Times New Roman" w:hAnsi="Times New Roman" w:cs="Times New Roman"/>
+          <w:sz w:val="26"/>
+          <w:szCs w:val="26"/>
+        </w:rPr>
+      </w:pPr>
+      <w:r>
+        <w:rPr>
+          <w:rFonts w:ascii="Times New Roman" w:hAnsi="Times New Roman" w:cs="Times New Roman"/>
+          <w:sz w:val="26"/>
+          <w:szCs w:val="26"/>
+        </w:rPr>
+        <w:t>| `_apply_raw_hp_loss()` | :204 | internal only | **ACTIVE_INTERNAL** | `_process_bleeding` :223 |</w:t>
+      </w:r>
+    </w:p>
+    <w:p>
+      <w:pPr>
+        <w:rPr>
+          <w:rFonts w:ascii="Times New Roman" w:hAnsi="Times New Roman" w:cs="Times New Roman"/>
+          <w:sz w:val="26"/>
+          <w:szCs w:val="26"/>
+        </w:rPr>
+      </w:pPr>
+      <w:r>
+        <w:rPr>
+          <w:rFonts w:ascii="Times New Roman" w:hAnsi="Times New Roman" w:cs="Times New Roman"/>
+          <w:sz w:val="26"/>
+          <w:szCs w:val="26"/>
+        </w:rPr>
+        <w:t>| `_process_bleeding()` | :214 | internal only | **ACTIVE_INTERNAL** | `tick` :43 |</w:t>
+      </w:r>
+    </w:p>
+    <w:p>
+      <w:pPr>
+        <w:rPr>
+          <w:rFonts w:ascii="Times New Roman" w:hAnsi="Times New Roman" w:cs="Times New Roman"/>
+          <w:sz w:val="26"/>
+          <w:szCs w:val="26"/>
+        </w:rPr>
+      </w:pPr>
+      <w:r>
+        <w:rPr>
+          <w:rFonts w:ascii="Times New Roman" w:hAnsi="Times New Roman" w:cs="Times New Roman"/>
+          <w:sz w:val="26"/>
+          <w:szCs w:val="26"/>
+        </w:rPr>
+        <w:t>| `_apply_random_stagger_debuff()` | :226 | internal only | **ACTIVE_INTERNAL** | `resolve_stagger_crossing` :272 |</w:t>
+      </w:r>
+    </w:p>
+    <w:p>
+      <w:pPr>
+        <w:rPr>
+          <w:rFonts w:ascii="Times New Roman" w:hAnsi="Times New Roman" w:cs="Times New Roman"/>
+          <w:sz w:val="26"/>
+          <w:szCs w:val="26"/>
+        </w:rPr>
+      </w:pPr>
+      <w:r>
+        <w:rPr>
+          <w:rFonts w:ascii="Times New Roman" w:hAnsi="Times New Roman" w:cs="Times New Roman"/>
+          <w:sz w:val="26"/>
+          <w:szCs w:val="26"/>
+        </w:rPr>
+        <w:t>| `_apply_bleeding()` | :231 | internal only | **ACTIVE_INTERNAL** | :228, :264 |</w:t>
+      </w:r>
+    </w:p>
+    <w:p>
+      <w:pPr>
+        <w:rPr>
+          <w:rFonts w:ascii="Times New Roman" w:hAnsi="Times New Roman" w:cs="Times New Roman"/>
+          <w:sz w:val="26"/>
+          <w:szCs w:val="26"/>
+        </w:rPr>
+      </w:pPr>
+      <w:r>
+        <w:rPr>
+          <w:rFonts w:ascii="Times New Roman" w:hAnsi="Times New Roman" w:cs="Times New Roman"/>
+          <w:sz w:val="26"/>
+          <w:szCs w:val="26"/>
+        </w:rPr>
+        <w:t>| `_apply_fracture()` | :235 | internal only | **ACTIVE_INTERNAL** | :229 |</w:t>
+      </w:r>
+    </w:p>
+    <w:p>
+      <w:pPr>
+        <w:rPr>
+          <w:rFonts w:ascii="Times New Roman" w:hAnsi="Times New Roman" w:cs="Times New Roman"/>
+          <w:sz w:val="26"/>
+          <w:szCs w:val="26"/>
+        </w:rPr>
+      </w:pPr>
+      <w:r>
+        <w:rPr>
+          <w:rFonts w:ascii="Times New Roman" w:hAnsi="Times New Roman" w:cs="Times New Roman"/>
+          <w:sz w:val="26"/>
+          <w:szCs w:val="26"/>
+        </w:rPr>
+        <w:t>| `resolve_stagger_crossing()` | :240 | external + internal | **ACTIVE_EXTERNAL** | ui.gd:210; apply_damage:80 |</w:t>
+      </w:r>
+    </w:p>
+    <w:p>
+      <w:pPr>
+        <w:rPr>
+          <w:rFonts w:ascii="Times New Roman" w:hAnsi="Times New Roman" w:cs="Times New Roman"/>
+          <w:sz w:val="26"/>
+          <w:szCs w:val="26"/>
+        </w:rPr>
+      </w:pPr>
+      <w:r>
+        <w:rPr>
+          <w:rFonts w:ascii="Times New Roman" w:hAnsi="Times New Roman" w:cs="Times New Roman"/>
+          <w:sz w:val="26"/>
+          <w:szCs w:val="26"/>
+        </w:rPr>
+        <w:t>| `_stagger_floor_hp()` | :277 | internal only | **ACTIVE_INTERNAL** | `resolve_stagger_crossing` :241 |</w:t>
+      </w:r>
+    </w:p>
+    <w:p>
+      <w:pPr>
+        <w:rPr>
+          <w:rFonts w:ascii="Times New Roman" w:hAnsi="Times New Roman" w:cs="Times New Roman"/>
+          <w:sz w:val="26"/>
+          <w:szCs w:val="26"/>
+        </w:rPr>
+      </w:pPr>
+    </w:p>
+    <w:p>
+      <w:pPr>
+        <w:rPr>
+          <w:rFonts w:ascii="Times New Roman" w:hAnsi="Times New Roman" w:cs="Times New Roman"/>
+          <w:sz w:val="26"/>
+          <w:szCs w:val="26"/>
+        </w:rPr>
+      </w:pPr>
+      <w:r>
+        <w:rPr>
+          <w:rFonts w:ascii="Times New Roman" w:hAnsi="Times New Roman" w:cs="Times New Roman"/>
+          <w:sz w:val="26"/>
+          <w:szCs w:val="26"/>
+        </w:rPr>
+        <w:t>&gt; Không có bất kỳ `_stats.*` / `StatsComponent` nào ở ngoài `ui.gd` (grep toàn repo, trừ addons/.godot/bin/imported).</w:t>
+      </w:r>
+    </w:p>
+    <w:p>
+      <w:pPr>
+        <w:rPr>
+          <w:rFonts w:ascii="Times New Roman" w:hAnsi="Times New Roman" w:cs="Times New Roman"/>
+          <w:sz w:val="26"/>
+          <w:szCs w:val="26"/>
+        </w:rPr>
+      </w:pPr>
+    </w:p>
+    <w:p>
+      <w:pPr>
+        <w:rPr>
+          <w:rFonts w:ascii="Times New Roman" w:hAnsi="Times New Roman" w:cs="Times New Roman"/>
+          <w:sz w:val="26"/>
+          <w:szCs w:val="26"/>
+        </w:rPr>
+      </w:pPr>
+      <w:r>
+        <w:rPr>
+          <w:rFonts w:ascii="Times New Roman" w:hAnsi="Times New Roman" w:cs="Times New Roman"/>
+          <w:sz w:val="26"/>
+          <w:szCs w:val="26"/>
+        </w:rPr>
+        <w:lastRenderedPageBreak/>
+        <w:t>### 2. CONSTANT USAGE</w:t>
+      </w:r>
+    </w:p>
+    <w:p>
+      <w:pPr>
+        <w:rPr>
+          <w:rFonts w:ascii="Times New Roman" w:hAnsi="Times New Roman" w:cs="Times New Roman"/>
+          <w:sz w:val="26"/>
+          <w:szCs w:val="26"/>
+        </w:rPr>
+      </w:pPr>
+    </w:p>
+    <w:p>
+      <w:pPr>
+        <w:rPr>
+          <w:rFonts w:ascii="Times New Roman" w:hAnsi="Times New Roman" w:cs="Times New Roman"/>
+          <w:sz w:val="26"/>
+          <w:szCs w:val="26"/>
+        </w:rPr>
+      </w:pPr>
+      <w:r>
+        <w:rPr>
+          <w:rFonts w:ascii="Times New Roman" w:hAnsi="Times New Roman" w:cs="Times New Roman"/>
+          <w:sz w:val="26"/>
+          <w:szCs w:val="26"/>
+        </w:rPr>
+        <w:t>| Const | Component | ui.gd | Classification |</w:t>
+      </w:r>
+    </w:p>
+    <w:p>
+      <w:pPr>
+        <w:rPr>
+          <w:rFonts w:ascii="Times New Roman" w:hAnsi="Times New Roman" w:cs="Times New Roman"/>
+          <w:sz w:val="26"/>
+          <w:szCs w:val="26"/>
+        </w:rPr>
+      </w:pPr>
+      <w:r>
+        <w:rPr>
+          <w:rFonts w:ascii="Times New Roman" w:hAnsi="Times New Roman" w:cs="Times New Roman"/>
+          <w:sz w:val="26"/>
+          <w:szCs w:val="26"/>
+        </w:rPr>
+        <w:t>|---|---|---|---|</w:t>
+      </w:r>
+    </w:p>
+    <w:p>
+      <w:pPr>
+        <w:rPr>
+          <w:rFonts w:ascii="Times New Roman" w:hAnsi="Times New Roman" w:cs="Times New Roman"/>
+          <w:sz w:val="26"/>
+          <w:szCs w:val="26"/>
+        </w:rPr>
+      </w:pPr>
+      <w:r>
+        <w:rPr>
+          <w:rFonts w:ascii="Times New Roman" w:hAnsi="Times New Roman" w:cs="Times New Roman"/>
+          <w:sz w:val="26"/>
+          <w:szCs w:val="26"/>
+        </w:rPr>
+        <w:t>| `STAGGER_THRESHOLD_FRACS` | :24 (ACTIVE, internal+external) | :70 (decl-only, **0 ref**) | **DUPLICATE_CANDIDATE** (ui.gd dead) |</w:t>
+      </w:r>
+    </w:p>
+    <w:p>
+      <w:pPr>
+        <w:rPr>
+          <w:rFonts w:ascii="Times New Roman" w:hAnsi="Times New Roman" w:cs="Times New Roman"/>
+          <w:sz w:val="26"/>
+          <w:szCs w:val="26"/>
+        </w:rPr>
+      </w:pPr>
+      <w:r>
+        <w:rPr>
+          <w:rFonts w:ascii="Times New Roman" w:hAnsi="Times New Roman" w:cs="Times New Roman"/>
+          <w:sz w:val="26"/>
+          <w:szCs w:val="26"/>
+        </w:rPr>
+        <w:t>| `STAGGER_LOCK_DURATION` | :25 (ACTIVE internal) | :71 (decl-only, **0 ref**) | **DUPLICATE_CANDIDATE** (ui.gd dead) |</w:t>
+      </w:r>
+    </w:p>
+    <w:p>
+      <w:pPr>
+        <w:rPr>
+          <w:rFonts w:ascii="Times New Roman" w:hAnsi="Times New Roman" w:cs="Times New Roman"/>
+          <w:sz w:val="26"/>
+          <w:szCs w:val="26"/>
+        </w:rPr>
+      </w:pPr>
+      <w:r>
+        <w:rPr>
+          <w:rFonts w:ascii="Times New Roman" w:hAnsi="Times New Roman" w:cs="Times New Roman"/>
+          <w:sz w:val="26"/>
+          <w:szCs w:val="26"/>
+        </w:rPr>
+        <w:t>| `BLEED_TICK_INTERVAL` | :26 (ACTIVE internal) | :72 (decl-only, **0 ref**) | **DUPLICATE_CANDIDATE** (ui.gd dead) |</w:t>
+      </w:r>
+    </w:p>
+    <w:p>
+      <w:pPr>
+        <w:rPr>
+          <w:rFonts w:ascii="Times New Roman" w:hAnsi="Times New Roman" w:cs="Times New Roman"/>
+          <w:sz w:val="26"/>
+          <w:szCs w:val="26"/>
+        </w:rPr>
+      </w:pPr>
+      <w:r>
+        <w:rPr>
+          <w:rFonts w:ascii="Times New Roman" w:hAnsi="Times New Roman" w:cs="Times New Roman"/>
+          <w:sz w:val="26"/>
+          <w:szCs w:val="26"/>
+        </w:rPr>
+        <w:t>| `BLEED_DPS` | :27 (ACTIVE internal) | :73 (decl-only, **0 ref**) | **DUPLICATE_CANDIDATE** (ui.gd dead) |</w:t>
+      </w:r>
+    </w:p>
+    <w:p>
+      <w:pPr>
+        <w:rPr>
+          <w:rFonts w:ascii="Times New Roman" w:hAnsi="Times New Roman" w:cs="Times New Roman"/>
+          <w:sz w:val="26"/>
+          <w:szCs w:val="26"/>
+        </w:rPr>
+      </w:pPr>
+      <w:r>
+        <w:rPr>
+          <w:rFonts w:ascii="Times New Roman" w:hAnsi="Times New Roman" w:cs="Times New Roman"/>
+          <w:sz w:val="26"/>
+          <w:szCs w:val="26"/>
+        </w:rPr>
+        <w:t>| `STAMINA_COST` | :34 (ACTIVE internal) | :93 (**USED** tại :300) | DUPLICATE_CANDIDATE (cả 2 active) |</w:t>
+      </w:r>
+    </w:p>
+    <w:p>
+      <w:pPr>
+        <w:rPr>
+          <w:rFonts w:ascii="Times New Roman" w:hAnsi="Times New Roman" w:cs="Times New Roman"/>
+          <w:sz w:val="26"/>
+          <w:szCs w:val="26"/>
+        </w:rPr>
+      </w:pPr>
+      <w:r>
+        <w:rPr>
+          <w:rFonts w:ascii="Times New Roman" w:hAnsi="Times New Roman" w:cs="Times New Roman"/>
+          <w:sz w:val="26"/>
+          <w:szCs w:val="26"/>
+        </w:rPr>
+        <w:t>| `STAMINA_REGEN_PER_SEC` | :35 (ACTIVE internal) | :94 (decl-only, **0 ref**) | **DUPLICATE_CANDIDATE** (ui.gd dead) |</w:t>
+      </w:r>
+    </w:p>
+    <w:p>
+      <w:pPr>
+        <w:rPr>
+          <w:rFonts w:ascii="Times New Roman" w:hAnsi="Times New Roman" w:cs="Times New Roman"/>
+          <w:sz w:val="26"/>
+          <w:szCs w:val="26"/>
+        </w:rPr>
+      </w:pPr>
+      <w:r>
+        <w:rPr>
+          <w:rFonts w:ascii="Times New Roman" w:hAnsi="Times New Roman" w:cs="Times New Roman"/>
+          <w:sz w:val="26"/>
+          <w:szCs w:val="26"/>
+        </w:rPr>
+        <w:t>| `SCREEN_SHAKE_*`, `FLASK_SHAKE_DECAY`, `STAGGER_MARKER_*`, `FLASK_DRAIN_DURATION` | — | ui.gd only | view const (intentional) |</w:t>
+      </w:r>
+    </w:p>
+    <w:p>
+      <w:pPr>
+        <w:rPr>
+          <w:rFonts w:ascii="Times New Roman" w:hAnsi="Times New Roman" w:cs="Times New Roman"/>
+          <w:sz w:val="26"/>
+          <w:szCs w:val="26"/>
+        </w:rPr>
+      </w:pPr>
+    </w:p>
+    <w:p>
+      <w:pPr>
+        <w:rPr>
+          <w:rFonts w:ascii="Times New Roman" w:hAnsi="Times New Roman" w:cs="Times New Roman"/>
+          <w:sz w:val="26"/>
+          <w:szCs w:val="26"/>
+        </w:rPr>
+      </w:pPr>
+      <w:r>
+        <w:rPr>
+          <w:rFonts w:ascii="Times New Roman" w:hAnsi="Times New Roman" w:cs="Times New Roman"/>
+          <w:sz w:val="26"/>
+          <w:szCs w:val="26"/>
+        </w:rPr>
+        <w:t>### 3. VARIABLE / STATE USAGE</w:t>
+      </w:r>
+    </w:p>
+    <w:p>
+      <w:pPr>
+        <w:rPr>
+          <w:rFonts w:ascii="Times New Roman" w:hAnsi="Times New Roman" w:cs="Times New Roman"/>
+          <w:sz w:val="26"/>
+          <w:szCs w:val="26"/>
+        </w:rPr>
+      </w:pPr>
+      <w:r>
+        <w:rPr>
+          <w:rFonts w:ascii="Times New Roman" w:hAnsi="Times New Roman" w:cs="Times New Roman"/>
+          <w:sz w:val="26"/>
+          <w:szCs w:val="26"/>
+        </w:rPr>
+        <w:t>- 14 state var trong component đều **ACTIVE** (đọc/ghi qua `_stats.` trong ui.gd + nội bộ). Không var nào dead.</w:t>
+      </w:r>
+    </w:p>
+    <w:p>
+      <w:pPr>
+        <w:rPr>
+          <w:rFonts w:ascii="Times New Roman" w:hAnsi="Times New Roman" w:cs="Times New Roman"/>
+          <w:sz w:val="26"/>
+          <w:szCs w:val="26"/>
+        </w:rPr>
+      </w:pPr>
+      <w:r>
+        <w:rPr>
+          <w:rFonts w:ascii="Times New Roman" w:hAnsi="Times New Roman" w:cs="Times New Roman"/>
+          <w:sz w:val="26"/>
+          <w:szCs w:val="26"/>
+        </w:rPr>
+        <w:t>- `_bleed_tick_timer` (:32) — **chỉ 1 source of truth** (component), đọc/ghi nội bộ (`_process_bleeding`, `clear_all_debuffs`, `cure_debuffs_from_flask`).</w:t>
+      </w:r>
+    </w:p>
+    <w:p>
+      <w:pPr>
+        <w:rPr>
+          <w:rFonts w:ascii="Times New Roman" w:hAnsi="Times New Roman" w:cs="Times New Roman"/>
+          <w:sz w:val="26"/>
+          <w:szCs w:val="26"/>
+        </w:rPr>
+      </w:pPr>
+      <w:r>
+        <w:rPr>
+          <w:rFonts w:ascii="Times New Roman" w:hAnsi="Times New Roman" w:cs="Times New Roman"/>
+          <w:sz w:val="26"/>
+          <w:szCs w:val="26"/>
+        </w:rPr>
+        <w:t xml:space="preserve">- **Không còn duplicate state** trong ui.gd: 13 facade property đều `get/set </w:t>
+      </w:r>
+      <w:r>
+        <w:rPr>
+          <w:rFonts w:ascii="Times New Roman" w:hAnsi="Times New Roman" w:cs="Times New Roman" w:hint="eastAsia"/>
+          <w:sz w:val="26"/>
+          <w:szCs w:val="26"/>
+        </w:rPr>
+        <w:t>→</w:t>
+      </w:r>
+      <w:r>
+        <w:rPr>
+          <w:rFonts w:ascii="Times New Roman" w:hAnsi="Times New Roman" w:cs="Times New Roman"/>
+          <w:sz w:val="26"/>
+          <w:szCs w:val="26"/>
+        </w:rPr>
+        <w:t xml:space="preserve"> _stats` (không có biến stat trần nào trong ui.gd).</w:t>
+      </w:r>
+    </w:p>
+    <w:p>
+      <w:pPr>
+        <w:rPr>
+          <w:rFonts w:ascii="Times New Roman" w:hAnsi="Times New Roman" w:cs="Times New Roman"/>
+          <w:sz w:val="26"/>
+          <w:szCs w:val="26"/>
+        </w:rPr>
+      </w:pPr>
+    </w:p>
+    <w:p>
+      <w:pPr>
+        <w:rPr>
+          <w:rFonts w:ascii="Times New Roman" w:hAnsi="Times New Roman" w:cs="Times New Roman"/>
+          <w:sz w:val="26"/>
+          <w:szCs w:val="26"/>
+        </w:rPr>
+      </w:pPr>
+      <w:r>
+        <w:rPr>
+          <w:rFonts w:ascii="Times New Roman" w:hAnsi="Times New Roman" w:cs="Times New Roman"/>
+          <w:sz w:val="26"/>
+          <w:szCs w:val="26"/>
+        </w:rPr>
+        <w:t>### 4. UI.GD FACADE AUDIT (public method/property)</w:t>
+      </w:r>
+    </w:p>
+    <w:p>
+      <w:pPr>
+        <w:rPr>
+          <w:rFonts w:ascii="Times New Roman" w:hAnsi="Times New Roman" w:cs="Times New Roman"/>
+          <w:sz w:val="26"/>
+          <w:szCs w:val="26"/>
+        </w:rPr>
+      </w:pPr>
+    </w:p>
+    <w:p>
+      <w:pPr>
+        <w:rPr>
+          <w:rFonts w:ascii="Times New Roman" w:hAnsi="Times New Roman" w:cs="Times New Roman"/>
+          <w:sz w:val="26"/>
+          <w:szCs w:val="26"/>
+        </w:rPr>
+      </w:pPr>
+      <w:r>
+        <w:rPr>
+          <w:rFonts w:ascii="Times New Roman" w:hAnsi="Times New Roman" w:cs="Times New Roman"/>
+          <w:sz w:val="26"/>
+          <w:szCs w:val="26"/>
+        </w:rPr>
+        <w:t>| Item | External caller? | Classification | Evidence |</w:t>
+      </w:r>
+    </w:p>
+    <w:p>
+      <w:pPr>
+        <w:rPr>
+          <w:rFonts w:ascii="Times New Roman" w:hAnsi="Times New Roman" w:cs="Times New Roman"/>
+          <w:sz w:val="26"/>
+          <w:szCs w:val="26"/>
+        </w:rPr>
+      </w:pPr>
+      <w:r>
+        <w:rPr>
+          <w:rFonts w:ascii="Times New Roman" w:hAnsi="Times New Roman" w:cs="Times New Roman"/>
+          <w:sz w:val="26"/>
+          <w:szCs w:val="26"/>
+        </w:rPr>
+        <w:t>|---|---|---|---|</w:t>
+      </w:r>
+    </w:p>
+    <w:p>
+      <w:pPr>
+        <w:rPr>
+          <w:rFonts w:ascii="Times New Roman" w:hAnsi="Times New Roman" w:cs="Times New Roman"/>
+          <w:sz w:val="26"/>
+          <w:szCs w:val="26"/>
+        </w:rPr>
+      </w:pPr>
+      <w:r>
+        <w:rPr>
+          <w:rFonts w:ascii="Times New Roman" w:hAnsi="Times New Roman" w:cs="Times New Roman"/>
+          <w:sz w:val="26"/>
+          <w:szCs w:val="26"/>
+        </w:rPr>
+        <w:t xml:space="preserve">| `apply_damage()` | </w:t>
+      </w:r>
+      <w:r>
+        <w:rPr>
+          <w:rFonts w:ascii="Segoe UI Emoji" w:hAnsi="Segoe UI Emoji" w:cs="Segoe UI Emoji"/>
+          <w:sz w:val="26"/>
+          <w:szCs w:val="26"/>
+        </w:rPr>
+        <w:t>✅</w:t>
+      </w:r>
+      <w:r>
+        <w:rPr>
+          <w:rFonts w:ascii="Times New Roman" w:hAnsi="Times New Roman" w:cs="Times New Roman"/>
+          <w:sz w:val="26"/>
+          <w:szCs w:val="26"/>
+        </w:rPr>
+        <w:t xml:space="preserve"> playable_adel.gd:202/205 | **PUBLIC_FACADE** (must keep) | orchestrator |</w:t>
+      </w:r>
+    </w:p>
+    <w:p>
+      <w:pPr>
+        <w:rPr>
+          <w:rFonts w:ascii="Times New Roman" w:hAnsi="Times New Roman" w:cs="Times New Roman"/>
+          <w:sz w:val="26"/>
+          <w:szCs w:val="26"/>
+        </w:rPr>
+      </w:pPr>
+      <w:r>
+        <w:rPr>
+          <w:rFonts w:ascii="Times New Roman" w:hAnsi="Times New Roman" w:cs="Times New Roman"/>
+          <w:sz w:val="26"/>
+          <w:szCs w:val="26"/>
+        </w:rPr>
+        <w:t xml:space="preserve">| `heal_to_full()` | </w:t>
+      </w:r>
+      <w:r>
+        <w:rPr>
+          <w:rFonts w:ascii="Segoe UI Emoji" w:hAnsi="Segoe UI Emoji" w:cs="Segoe UI Emoji"/>
+          <w:sz w:val="26"/>
+          <w:szCs w:val="26"/>
+        </w:rPr>
+        <w:t>✅</w:t>
+      </w:r>
+      <w:r>
+        <w:rPr>
+          <w:rFonts w:ascii="Times New Roman" w:hAnsi="Times New Roman" w:cs="Times New Roman"/>
+          <w:sz w:val="26"/>
+          <w:szCs w:val="26"/>
+        </w:rPr>
+        <w:t xml:space="preserve"> save_manager.gd:249-250 | **PUBLIC_FACADE** | — |</w:t>
+      </w:r>
+    </w:p>
+    <w:p>
+      <w:pPr>
+        <w:rPr>
+          <w:rFonts w:ascii="Times New Roman" w:hAnsi="Times New Roman" w:cs="Times New Roman"/>
+          <w:sz w:val="26"/>
+          <w:szCs w:val="26"/>
+        </w:rPr>
+      </w:pPr>
+      <w:r>
+        <w:rPr>
+          <w:rFonts w:ascii="Times New Roman" w:hAnsi="Times New Roman" w:cs="Times New Roman"/>
+          <w:sz w:val="26"/>
+          <w:szCs w:val="26"/>
+        </w:rPr>
+        <w:t xml:space="preserve">| `restore_stagger_thresholds()` | </w:t>
+      </w:r>
+      <w:r>
+        <w:rPr>
+          <w:rFonts w:ascii="Segoe UI Emoji" w:hAnsi="Segoe UI Emoji" w:cs="Segoe UI Emoji"/>
+          <w:sz w:val="26"/>
+          <w:szCs w:val="26"/>
+        </w:rPr>
+        <w:t>✅</w:t>
+      </w:r>
+      <w:r>
+        <w:rPr>
+          <w:rFonts w:ascii="Times New Roman" w:hAnsi="Times New Roman" w:cs="Times New Roman"/>
+          <w:sz w:val="26"/>
+          <w:szCs w:val="26"/>
+        </w:rPr>
+        <w:t xml:space="preserve"> safe_zone.gd:12-13 | **PUBLIC_FACADE** | — |</w:t>
+      </w:r>
+    </w:p>
+    <w:p>
+      <w:pPr>
+        <w:rPr>
+          <w:rFonts w:ascii="Times New Roman" w:hAnsi="Times New Roman" w:cs="Times New Roman"/>
+          <w:sz w:val="26"/>
+          <w:szCs w:val="26"/>
+        </w:rPr>
+      </w:pPr>
+      <w:r>
+        <w:rPr>
+          <w:rFonts w:ascii="Times New Roman" w:hAnsi="Times New Roman" w:cs="Times New Roman"/>
+          <w:sz w:val="26"/>
+          <w:szCs w:val="26"/>
+        </w:rPr>
+        <w:t xml:space="preserve">| `clear_all_debuffs()` | </w:t>
+      </w:r>
+      <w:r>
+        <w:rPr>
+          <w:rFonts w:ascii="Segoe UI Emoji" w:hAnsi="Segoe UI Emoji" w:cs="Segoe UI Emoji"/>
+          <w:sz w:val="26"/>
+          <w:szCs w:val="26"/>
+        </w:rPr>
+        <w:t>✅</w:t>
+      </w:r>
+      <w:r>
+        <w:rPr>
+          <w:rFonts w:ascii="Times New Roman" w:hAnsi="Times New Roman" w:cs="Times New Roman"/>
+          <w:sz w:val="26"/>
+          <w:szCs w:val="26"/>
+        </w:rPr>
+        <w:t xml:space="preserve"> save_manager.gd:338-339 | **PUBLIC_FACADE** | — |</w:t>
+      </w:r>
+    </w:p>
+    <w:p>
+      <w:pPr>
+        <w:rPr>
+          <w:rFonts w:ascii="Times New Roman" w:hAnsi="Times New Roman" w:cs="Times New Roman"/>
+          <w:sz w:val="26"/>
+          <w:szCs w:val="26"/>
+        </w:rPr>
+      </w:pPr>
+      <w:r>
+        <w:rPr>
+          <w:rFonts w:ascii="Times New Roman" w:hAnsi="Times New Roman" w:cs="Times New Roman"/>
+          <w:sz w:val="26"/>
+          <w:szCs w:val="26"/>
+        </w:rPr>
+        <w:t xml:space="preserve">| `_recalc_flask_heal_amount()` | </w:t>
+      </w:r>
+      <w:r>
+        <w:rPr>
+          <w:rFonts w:ascii="Segoe UI Emoji" w:hAnsi="Segoe UI Emoji" w:cs="Segoe UI Emoji"/>
+          <w:sz w:val="26"/>
+          <w:szCs w:val="26"/>
+        </w:rPr>
+        <w:t>✅</w:t>
+      </w:r>
+      <w:r>
+        <w:rPr>
+          <w:rFonts w:ascii="Times New Roman" w:hAnsi="Times New Roman" w:cs="Times New Roman"/>
+          <w:sz w:val="26"/>
+          <w:szCs w:val="26"/>
+        </w:rPr>
+        <w:t xml:space="preserve"> player_progress.gd:76/179, save_manager.gd:327 (has_method) | **PUBLIC_FACADE** | — |</w:t>
+      </w:r>
+    </w:p>
+    <w:p>
+      <w:pPr>
+        <w:rPr>
+          <w:rFonts w:ascii="Times New Roman" w:hAnsi="Times New Roman" w:cs="Times New Roman"/>
+          <w:sz w:val="26"/>
+          <w:szCs w:val="26"/>
+        </w:rPr>
+      </w:pPr>
+      <w:r>
+        <w:rPr>
+          <w:rFonts w:ascii="Times New Roman" w:hAnsi="Times New Roman" w:cs="Times New Roman"/>
+          <w:sz w:val="26"/>
+          <w:szCs w:val="26"/>
+        </w:rPr>
+        <w:t xml:space="preserve">| `get_damage_dealt/attack_speed/move_speed_multiplier()` | </w:t>
+      </w:r>
+      <w:r>
+        <w:rPr>
+          <w:rFonts w:ascii="Segoe UI Emoji" w:hAnsi="Segoe UI Emoji" w:cs="Segoe UI Emoji"/>
+          <w:sz w:val="26"/>
+          <w:szCs w:val="26"/>
+        </w:rPr>
+        <w:t>✅</w:t>
+      </w:r>
+      <w:r>
+        <w:rPr>
+          <w:rFonts w:ascii="Times New Roman" w:hAnsi="Times New Roman" w:cs="Times New Roman"/>
+          <w:sz w:val="26"/>
+          <w:szCs w:val="26"/>
+        </w:rPr>
+        <w:t xml:space="preserve"> playable_adel.gd (has_method) | **PUBLIC_FACADE** | — |</w:t>
+      </w:r>
+    </w:p>
+    <w:p>
+      <w:pPr>
+        <w:rPr>
+          <w:rFonts w:ascii="Times New Roman" w:hAnsi="Times New Roman" w:cs="Times New Roman"/>
+          <w:sz w:val="26"/>
+          <w:szCs w:val="26"/>
+        </w:rPr>
+      </w:pPr>
+      <w:r>
+        <w:rPr>
+          <w:rFonts w:ascii="Times New Roman" w:hAnsi="Times New Roman" w:cs="Times New Roman"/>
+          <w:sz w:val="26"/>
+          <w:szCs w:val="26"/>
+        </w:rPr>
+        <w:t xml:space="preserve">| `sync_hp/flask/stamina_display`, `sync_status_icons` | </w:t>
+      </w:r>
+      <w:r>
+        <w:rPr>
+          <w:rFonts w:ascii="Segoe UI Emoji" w:hAnsi="Segoe UI Emoji" w:cs="Segoe UI Emoji"/>
+          <w:sz w:val="26"/>
+          <w:szCs w:val="26"/>
+        </w:rPr>
+        <w:t>✅</w:t>
+      </w:r>
+      <w:r>
+        <w:rPr>
+          <w:rFonts w:ascii="Times New Roman" w:hAnsi="Times New Roman" w:cs="Times New Roman"/>
+          <w:sz w:val="26"/>
+          <w:szCs w:val="26"/>
+        </w:rPr>
+        <w:t xml:space="preserve"> save_manager.gd + player_progress.gd (has_method) | **PUBLIC_FACADE** | view |</w:t>
+      </w:r>
+    </w:p>
+    <w:p>
+      <w:pPr>
+        <w:rPr>
+          <w:rFonts w:ascii="Times New Roman" w:hAnsi="Times New Roman" w:cs="Times New Roman"/>
+          <w:sz w:val="26"/>
+          <w:szCs w:val="26"/>
+        </w:rPr>
+      </w:pPr>
+      <w:r>
+        <w:rPr>
+          <w:rFonts w:ascii="Times New Roman" w:hAnsi="Times New Roman" w:cs="Times New Roman"/>
+          <w:sz w:val="26"/>
+          <w:szCs w:val="26"/>
+        </w:rPr>
+        <w:t xml:space="preserve">| 13 property (hp/max_hp/…/stagger_lock_timer) | </w:t>
+      </w:r>
+      <w:r>
+        <w:rPr>
+          <w:rFonts w:ascii="Segoe UI Emoji" w:hAnsi="Segoe UI Emoji" w:cs="Segoe UI Emoji"/>
+          <w:sz w:val="26"/>
+          <w:szCs w:val="26"/>
+        </w:rPr>
+        <w:t>✅</w:t>
+      </w:r>
+      <w:r>
+        <w:rPr>
+          <w:rFonts w:ascii="Times New Roman" w:hAnsi="Times New Roman" w:cs="Times New Roman"/>
+          <w:sz w:val="26"/>
+          <w:szCs w:val="26"/>
+        </w:rPr>
+        <w:t xml:space="preserve"> save_manager.gd + player_progress.gd | **PUBLIC_FACADE** | facade |</w:t>
+      </w:r>
+    </w:p>
+    <w:p>
+      <w:pPr>
+        <w:rPr>
+          <w:rFonts w:ascii="Times New Roman" w:hAnsi="Times New Roman" w:cs="Times New Roman"/>
+          <w:sz w:val="26"/>
+          <w:szCs w:val="26"/>
+        </w:rPr>
+      </w:pPr>
+      <w:r>
+        <w:rPr>
+          <w:rFonts w:ascii="Times New Roman" w:hAnsi="Times New Roman" w:cs="Times New Roman"/>
+          <w:sz w:val="26"/>
+          <w:szCs w:val="26"/>
+        </w:rPr>
+        <w:t xml:space="preserve">| `damage()`, `restore_flask_charges()`, `add_max_flask_charges()`, `can_spend_stamina()`, `spend_stamina()`, `restore_stamina_full()`, `apply_buff()`, `remove_buff()` | </w:t>
+      </w:r>
+      <w:r>
+        <w:rPr>
+          <w:rFonts w:ascii="Segoe UI Emoji" w:hAnsi="Segoe UI Emoji" w:cs="Segoe UI Emoji"/>
+          <w:sz w:val="26"/>
+          <w:szCs w:val="26"/>
+        </w:rPr>
+        <w:t>❌</w:t>
+      </w:r>
+      <w:r>
+        <w:rPr>
+          <w:rFonts w:ascii="Times New Roman" w:hAnsi="Times New Roman" w:cs="Times New Roman"/>
+          <w:sz w:val="26"/>
+          <w:szCs w:val="26"/>
+        </w:rPr>
+        <w:t xml:space="preserve"> zero caller toàn repo | **NEEDS_REVIEW** (public, chưa có ai dùng) | — |</w:t>
+      </w:r>
+    </w:p>
+    <w:p>
+      <w:pPr>
+        <w:rPr>
+          <w:rFonts w:ascii="Times New Roman" w:hAnsi="Times New Roman" w:cs="Times New Roman"/>
+          <w:sz w:val="26"/>
+          <w:szCs w:val="26"/>
+        </w:rPr>
+      </w:pPr>
+      <w:r>
+        <w:rPr>
+          <w:rFonts w:ascii="Times New Roman" w:hAnsi="Times New Roman" w:cs="Times New Roman"/>
+          <w:sz w:val="26"/>
+          <w:szCs w:val="26"/>
+        </w:rPr>
+        <w:t xml:space="preserve">| `has_bleeding()`, `has_fracture()` | </w:t>
+      </w:r>
+      <w:r>
+        <w:rPr>
+          <w:rFonts w:ascii="Segoe UI Emoji" w:hAnsi="Segoe UI Emoji" w:cs="Segoe UI Emoji"/>
+          <w:sz w:val="26"/>
+          <w:szCs w:val="26"/>
+        </w:rPr>
+        <w:t>❌</w:t>
+      </w:r>
+      <w:r>
+        <w:rPr>
+          <w:rFonts w:ascii="Times New Roman" w:hAnsi="Times New Roman" w:cs="Times New Roman"/>
+          <w:sz w:val="26"/>
+          <w:szCs w:val="26"/>
+        </w:rPr>
+        <w:t xml:space="preserve"> zero caller (sau delegate) | **NEEDS_REVIEW** | — |</w:t>
+      </w:r>
+    </w:p>
+    <w:p>
+      <w:pPr>
+        <w:rPr>
+          <w:rFonts w:ascii="Times New Roman" w:hAnsi="Times New Roman" w:cs="Times New Roman"/>
+          <w:sz w:val="26"/>
+          <w:szCs w:val="26"/>
+        </w:rPr>
+      </w:pPr>
+      <w:r>
+        <w:rPr>
+          <w:rFonts w:ascii="Times New Roman" w:hAnsi="Times New Roman" w:cs="Times New Roman"/>
+          <w:sz w:val="26"/>
+          <w:szCs w:val="26"/>
+        </w:rPr>
+        <w:t>| `has_any_debuff()`, `has_used_stagger_threshold()` | internal (`use_soul_flask`) | **ACTIVE_INTERNAL** | — |</w:t>
+      </w:r>
+    </w:p>
+    <w:p>
+      <w:pPr>
+        <w:rPr>
+          <w:rFonts w:ascii="Times New Roman" w:hAnsi="Times New Roman" w:cs="Times New Roman"/>
+          <w:sz w:val="26"/>
+          <w:szCs w:val="26"/>
+        </w:rPr>
+      </w:pPr>
+      <w:r>
+        <w:rPr>
+          <w:rFonts w:ascii="Times New Roman" w:hAnsi="Times New Roman" w:cs="Times New Roman"/>
+          <w:sz w:val="26"/>
+          <w:szCs w:val="26"/>
+        </w:rPr>
+        <w:t>| `_cure_debuffs_from_flask()` | internal (`_on_flask_drain_complete`) | **ACTIVE_INTERNAL** | private |</w:t>
+      </w:r>
+    </w:p>
+    <w:p>
+      <w:pPr>
+        <w:rPr>
+          <w:rFonts w:ascii="Times New Roman" w:hAnsi="Times New Roman" w:cs="Times New Roman"/>
+          <w:sz w:val="26"/>
+          <w:szCs w:val="26"/>
+        </w:rPr>
+      </w:pPr>
+    </w:p>
+    <w:p>
+      <w:pPr>
+        <w:rPr>
+          <w:rFonts w:ascii="Times New Roman" w:hAnsi="Times New Roman" w:cs="Times New Roman"/>
+          <w:sz w:val="26"/>
+          <w:szCs w:val="26"/>
+        </w:rPr>
+      </w:pPr>
+      <w:r>
+        <w:rPr>
+          <w:rFonts w:ascii="Times New Roman" w:hAnsi="Times New Roman" w:cs="Times New Roman"/>
+          <w:sz w:val="26"/>
+          <w:szCs w:val="26"/>
+        </w:rPr>
+        <w:t>### 5. DUPLICATE CONSTANT/LOGIC</w:t>
+      </w:r>
+    </w:p>
+    <w:p>
+      <w:pPr>
+        <w:rPr>
+          <w:rFonts w:ascii="Times New Roman" w:hAnsi="Times New Roman" w:cs="Times New Roman"/>
+          <w:sz w:val="26"/>
+          <w:szCs w:val="26"/>
+        </w:rPr>
+      </w:pPr>
+      <w:r>
+        <w:rPr>
+          <w:rFonts w:ascii="Times New Roman" w:hAnsi="Times New Roman" w:cs="Times New Roman"/>
+          <w:sz w:val="26"/>
+          <w:szCs w:val="26"/>
+        </w:rPr>
+        <w:lastRenderedPageBreak/>
+        <w:t>- **6 const trùng** ui.gd↔component; trong đó **5 const ở ui.gd đã dead** (STAGGER_THRESHOLD_FRACS, STAGGER_LOCK_DURATION, BLEED_TICK_INTERVAL, BLEED_DPS, STAMINA_REGEN_PER_SEC), `STAMINA_COST` vẫn dùng.</w:t>
+      </w:r>
+    </w:p>
+    <w:p>
+      <w:pPr>
+        <w:rPr>
+          <w:rFonts w:ascii="Times New Roman" w:hAnsi="Times New Roman" w:cs="Times New Roman"/>
+          <w:sz w:val="26"/>
+          <w:szCs w:val="26"/>
+        </w:rPr>
+      </w:pPr>
+      <w:r>
+        <w:rPr>
+          <w:rFonts w:ascii="Times New Roman" w:hAnsi="Times New Roman" w:cs="Times New Roman"/>
+          <w:sz w:val="26"/>
+          <w:szCs w:val="26"/>
+        </w:rPr>
+        <w:t xml:space="preserve">- **`apply_damage()`/`damage()`** của component là bản "model" trùng với orchestrator/wrapper của ui.gd </w:t>
+      </w:r>
+      <w:r>
+        <w:rPr>
+          <w:rFonts w:ascii="Times New Roman" w:hAnsi="Times New Roman" w:cs="Times New Roman" w:hint="eastAsia"/>
+          <w:sz w:val="26"/>
+          <w:szCs w:val="26"/>
+        </w:rPr>
+        <w:t>→</w:t>
+      </w:r>
+      <w:r>
+        <w:rPr>
+          <w:rFonts w:ascii="Times New Roman" w:hAnsi="Times New Roman" w:cs="Times New Roman"/>
+          <w:sz w:val="26"/>
+          <w:szCs w:val="26"/>
+        </w:rPr>
+        <w:t xml:space="preserve"> dead + **không hoàn chỉnh** (nếu gọi sẽ đánh damage mà không replay side-effect view/signal).</w:t>
+      </w:r>
+    </w:p>
+    <w:p>
+      <w:pPr>
+        <w:rPr>
+          <w:rFonts w:ascii="Times New Roman" w:hAnsi="Times New Roman" w:cs="Times New Roman"/>
+          <w:sz w:val="26"/>
+          <w:szCs w:val="26"/>
+        </w:rPr>
+      </w:pPr>
+    </w:p>
+    <w:p>
+      <w:pPr>
+        <w:rPr>
+          <w:rFonts w:ascii="Times New Roman" w:hAnsi="Times New Roman" w:cs="Times New Roman"/>
+          <w:sz w:val="26"/>
+          <w:szCs w:val="26"/>
+        </w:rPr>
+      </w:pPr>
+      <w:r>
+        <w:rPr>
+          <w:rFonts w:ascii="Times New Roman" w:hAnsi="Times New Roman" w:cs="Times New Roman"/>
+          <w:sz w:val="26"/>
+          <w:szCs w:val="26"/>
+        </w:rPr>
+        <w:t>---</w:t>
+      </w:r>
+    </w:p>
+    <w:p>
+      <w:pPr>
+        <w:rPr>
+          <w:rFonts w:ascii="Times New Roman" w:hAnsi="Times New Roman" w:cs="Times New Roman"/>
+          <w:sz w:val="26"/>
+          <w:szCs w:val="26"/>
+        </w:rPr>
+      </w:pPr>
+    </w:p>
+    <w:p>
+      <w:pPr>
+        <w:rPr>
+          <w:rFonts w:ascii="Times New Roman" w:hAnsi="Times New Roman" w:cs="Times New Roman"/>
+          <w:sz w:val="26"/>
+          <w:szCs w:val="26"/>
+        </w:rPr>
+      </w:pPr>
+      <w:r>
+        <w:rPr>
+          <w:rFonts w:ascii="Times New Roman" w:hAnsi="Times New Roman" w:cs="Times New Roman"/>
+          <w:sz w:val="26"/>
+          <w:szCs w:val="26"/>
+        </w:rPr>
+        <w:t>### A. Safe-to-delete candidates</w:t>
+      </w:r>
+    </w:p>
+    <w:p>
+      <w:pPr>
+        <w:rPr>
+          <w:rFonts w:ascii="Times New Roman" w:hAnsi="Times New Roman" w:cs="Times New Roman"/>
+          <w:sz w:val="26"/>
+          <w:szCs w:val="26"/>
+        </w:rPr>
+      </w:pPr>
+      <w:r>
+        <w:rPr>
+          <w:rFonts w:ascii="Times New Roman" w:hAnsi="Times New Roman" w:cs="Times New Roman"/>
+          <w:sz w:val="26"/>
+          <w:szCs w:val="26"/>
+        </w:rPr>
+        <w:t>1. `StatsComponent.apply_damage()` — dead, zero caller, "incomplete model".</w:t>
+      </w:r>
+    </w:p>
+    <w:p>
+      <w:pPr>
+        <w:rPr>
+          <w:rFonts w:ascii="Times New Roman" w:hAnsi="Times New Roman" w:cs="Times New Roman"/>
+          <w:sz w:val="26"/>
+          <w:szCs w:val="26"/>
+        </w:rPr>
+      </w:pPr>
+      <w:r>
+        <w:rPr>
+          <w:rFonts w:ascii="Times New Roman" w:hAnsi="Times New Roman" w:cs="Times New Roman"/>
+          <w:sz w:val="26"/>
+          <w:szCs w:val="26"/>
+        </w:rPr>
+        <w:t>2. `StatsComponent.damage()` — dead, zero caller.</w:t>
+      </w:r>
+    </w:p>
+    <w:p>
+      <w:pPr>
+        <w:rPr>
+          <w:rFonts w:ascii="Times New Roman" w:hAnsi="Times New Roman" w:cs="Times New Roman"/>
+          <w:sz w:val="26"/>
+          <w:szCs w:val="26"/>
+        </w:rPr>
+      </w:pPr>
+      <w:r>
+        <w:rPr>
+          <w:rFonts w:ascii="Times New Roman" w:hAnsi="Times New Roman" w:cs="Times New Roman"/>
+          <w:sz w:val="26"/>
+          <w:szCs w:val="26"/>
+        </w:rPr>
+        <w:t>3. ui.gd 5 const dead: `STAGGER_THRESHOLD_FRACS`, `STAGGER_LOCK_DURATION`, `BLEED_TICK_INTERVAL`, `BLEED_DPS`, `STAMINA_REGEN_PER_SEC`.</w:t>
+      </w:r>
+    </w:p>
+    <w:p>
+      <w:pPr>
+        <w:rPr>
+          <w:rFonts w:ascii="Times New Roman" w:hAnsi="Times New Roman" w:cs="Times New Roman"/>
+          <w:sz w:val="26"/>
+          <w:szCs w:val="26"/>
+        </w:rPr>
+      </w:pPr>
+    </w:p>
+    <w:p>
+      <w:pPr>
+        <w:rPr>
+          <w:rFonts w:ascii="Times New Roman" w:hAnsi="Times New Roman" w:cs="Times New Roman"/>
+          <w:sz w:val="26"/>
+          <w:szCs w:val="26"/>
+        </w:rPr>
+      </w:pPr>
+      <w:r>
+        <w:rPr>
+          <w:rFonts w:ascii="Times New Roman" w:hAnsi="Times New Roman" w:cs="Times New Roman"/>
+          <w:sz w:val="26"/>
+          <w:szCs w:val="26"/>
+        </w:rPr>
+        <w:t>### B. Must-keep items</w:t>
+      </w:r>
+    </w:p>
+    <w:p>
+      <w:pPr>
+        <w:rPr>
+          <w:rFonts w:ascii="Times New Roman" w:hAnsi="Times New Roman" w:cs="Times New Roman"/>
+          <w:sz w:val="26"/>
+          <w:szCs w:val="26"/>
+        </w:rPr>
+      </w:pPr>
+      <w:r>
+        <w:rPr>
+          <w:rFonts w:ascii="Times New Roman" w:hAnsi="Times New Roman" w:cs="Times New Roman"/>
+          <w:sz w:val="26"/>
+          <w:szCs w:val="26"/>
+        </w:rPr>
+        <w:t>- Component: toàn bộ method ACTIVE (31/33), toàn bộ state var, toàn bộ 6 const.</w:t>
+      </w:r>
+    </w:p>
+    <w:p>
+      <w:pPr>
+        <w:rPr>
+          <w:rFonts w:ascii="Times New Roman" w:hAnsi="Times New Roman" w:cs="Times New Roman"/>
+          <w:sz w:val="26"/>
+          <w:szCs w:val="26"/>
+        </w:rPr>
+      </w:pPr>
+      <w:r>
+        <w:rPr>
+          <w:rFonts w:ascii="Times New Roman" w:hAnsi="Times New Roman" w:cs="Times New Roman"/>
+          <w:sz w:val="26"/>
+          <w:szCs w:val="26"/>
+        </w:rPr>
+        <w:t>- ui.gd: 13 facade property, 2 signal public, các method PUBLIC_FACADE có external caller, const view (`SCREEN_SHAKE_*`, `STAGGER_MARKER_*`, `FLASK_SHAKE_DECAY`, `FLASK_DRAIN_DURATION`, `STAMINA_COST`).</w:t>
+      </w:r>
+    </w:p>
+    <w:p>
+      <w:pPr>
+        <w:rPr>
+          <w:rFonts w:ascii="Times New Roman" w:hAnsi="Times New Roman" w:cs="Times New Roman"/>
+          <w:sz w:val="26"/>
+          <w:szCs w:val="26"/>
+        </w:rPr>
+      </w:pPr>
+    </w:p>
+    <w:p>
+      <w:pPr>
+        <w:rPr>
+          <w:rFonts w:ascii="Times New Roman" w:hAnsi="Times New Roman" w:cs="Times New Roman"/>
+          <w:sz w:val="26"/>
+          <w:szCs w:val="26"/>
+        </w:rPr>
+      </w:pPr>
+      <w:r>
+        <w:rPr>
+          <w:rFonts w:ascii="Times New Roman" w:hAnsi="Times New Roman" w:cs="Times New Roman"/>
+          <w:sz w:val="26"/>
+          <w:szCs w:val="26"/>
+        </w:rPr>
+        <w:t>### C. Duplicate candidates</w:t>
+      </w:r>
+    </w:p>
+    <w:p>
+      <w:pPr>
+        <w:rPr>
+          <w:rFonts w:ascii="Times New Roman" w:hAnsi="Times New Roman" w:cs="Times New Roman"/>
+          <w:sz w:val="26"/>
+          <w:szCs w:val="26"/>
+        </w:rPr>
+      </w:pPr>
+      <w:r>
+        <w:rPr>
+          <w:rFonts w:ascii="Times New Roman" w:hAnsi="Times New Roman" w:cs="Times New Roman"/>
+          <w:sz w:val="26"/>
+          <w:szCs w:val="26"/>
+        </w:rPr>
+        <w:t>- 6 const trùng (5 dead ở ui.gd).</w:t>
+      </w:r>
+    </w:p>
+    <w:p>
+      <w:pPr>
+        <w:rPr>
+          <w:rFonts w:ascii="Times New Roman" w:hAnsi="Times New Roman" w:cs="Times New Roman"/>
+          <w:sz w:val="26"/>
+          <w:szCs w:val="26"/>
+        </w:rPr>
+      </w:pPr>
+      <w:r>
+        <w:rPr>
+          <w:rFonts w:ascii="Times New Roman" w:hAnsi="Times New Roman" w:cs="Times New Roman"/>
+          <w:sz w:val="26"/>
+          <w:szCs w:val="26"/>
+        </w:rPr>
+        <w:t>- Component `apply_damage`/`damage` ↔ ui.gd orchestrator/wrapper.</w:t>
+      </w:r>
+    </w:p>
+    <w:p>
+      <w:pPr>
+        <w:rPr>
+          <w:rFonts w:ascii="Times New Roman" w:hAnsi="Times New Roman" w:cs="Times New Roman"/>
+          <w:sz w:val="26"/>
+          <w:szCs w:val="26"/>
+        </w:rPr>
+      </w:pPr>
+    </w:p>
+    <w:p>
+      <w:pPr>
+        <w:rPr>
+          <w:rFonts w:ascii="Times New Roman" w:hAnsi="Times New Roman" w:cs="Times New Roman"/>
+          <w:sz w:val="26"/>
+          <w:szCs w:val="26"/>
+        </w:rPr>
+      </w:pPr>
+      <w:r>
+        <w:rPr>
+          <w:rFonts w:ascii="Times New Roman" w:hAnsi="Times New Roman" w:cs="Times New Roman"/>
+          <w:sz w:val="26"/>
+          <w:szCs w:val="26"/>
+        </w:rPr>
+        <w:t>### D. Items requiring manual decision</w:t>
+      </w:r>
+    </w:p>
+    <w:p>
+      <w:pPr>
+        <w:rPr>
+          <w:rFonts w:ascii="Times New Roman" w:hAnsi="Times New Roman" w:cs="Times New Roman"/>
+          <w:sz w:val="26"/>
+          <w:szCs w:val="26"/>
+        </w:rPr>
+      </w:pPr>
+      <w:r>
+        <w:rPr>
+          <w:rFonts w:ascii="Times New Roman" w:hAnsi="Times New Roman" w:cs="Times New Roman"/>
+          <w:sz w:val="26"/>
+          <w:szCs w:val="26"/>
+        </w:rPr>
+        <w:lastRenderedPageBreak/>
+        <w:t>- ui.gd public method **zero caller**: `damage`, `restore_flask_charges`, `add_max_flask_charges`, `can_spend_stamina`, `spend_stamina`, `restore_stamina_full`, `apply_buff`, `remove_buff`, `has_bleeding`, `has_fracture` — giữ để ổn định public API hay xoá (cần bạn quyết).</w:t>
+      </w:r>
+    </w:p>
+    <w:p>
+      <w:pPr>
+        <w:rPr>
+          <w:rFonts w:ascii="Times New Roman" w:hAnsi="Times New Roman" w:cs="Times New Roman"/>
+          <w:sz w:val="26"/>
+          <w:szCs w:val="26"/>
+        </w:rPr>
+      </w:pPr>
+      <w:r>
+        <w:rPr>
+          <w:rFonts w:ascii="Times New Roman" w:hAnsi="Times New Roman" w:cs="Times New Roman"/>
+          <w:sz w:val="26"/>
+          <w:szCs w:val="26"/>
+        </w:rPr>
+        <w:t>- Component `apply_damage`/`damage` — xoá (an toàn) hay giữ (theo quy tắc cũ "không xoá method component chưa có caller").</w:t>
+      </w:r>
+    </w:p>
+    <w:p>
+      <w:pPr>
+        <w:rPr>
+          <w:rFonts w:ascii="Times New Roman" w:hAnsi="Times New Roman" w:cs="Times New Roman"/>
+          <w:sz w:val="26"/>
+          <w:szCs w:val="26"/>
+        </w:rPr>
+      </w:pPr>
+    </w:p>
+    <w:p>
+      <w:pPr>
+        <w:rPr>
+          <w:rFonts w:ascii="Times New Roman" w:hAnsi="Times New Roman" w:cs="Times New Roman"/>
+          <w:sz w:val="26"/>
+          <w:szCs w:val="26"/>
+        </w:rPr>
+      </w:pPr>
+      <w:r>
+        <w:rPr>
+          <w:rFonts w:ascii="Times New Roman" w:hAnsi="Times New Roman" w:cs="Times New Roman"/>
+          <w:sz w:val="26"/>
+          <w:szCs w:val="26"/>
+        </w:rPr>
+        <w:t>### E. Risks</w:t>
+      </w:r>
+    </w:p>
+    <w:p>
+      <w:pPr>
+        <w:rPr>
+          <w:rFonts w:ascii="Times New Roman" w:hAnsi="Times New Roman" w:cs="Times New Roman"/>
+          <w:sz w:val="26"/>
+          <w:szCs w:val="26"/>
+        </w:rPr>
+      </w:pPr>
+      <w:r>
+        <w:rPr>
+          <w:rFonts w:ascii="Times New Roman" w:hAnsi="Times New Roman" w:cs="Times New Roman"/>
+          <w:sz w:val="26"/>
+          <w:szCs w:val="26"/>
+        </w:rPr>
+        <w:t xml:space="preserve">- **Component `apply_damage`/`damage` nếu giữ lại** là "incomplete model": gọi sẽ đánh damage mà không phát signal/view (stagger/debuff/markers bị bỏ) </w:t>
+      </w:r>
+      <w:r>
+        <w:rPr>
+          <w:rFonts w:ascii="Times New Roman" w:hAnsi="Times New Roman" w:cs="Times New Roman" w:hint="eastAsia"/>
+          <w:sz w:val="26"/>
+          <w:szCs w:val="26"/>
+        </w:rPr>
+        <w:t>→</w:t>
+      </w:r>
+      <w:r>
+        <w:rPr>
+          <w:rFonts w:ascii="Times New Roman" w:hAnsi="Times New Roman" w:cs="Times New Roman"/>
+          <w:sz w:val="26"/>
+          <w:szCs w:val="26"/>
+        </w:rPr>
+        <w:t xml:space="preserve"> nguy cơ bug nếu ai đó vô tình gọi `_stats.apply_damage()`. Khuyến nghị xoá ở D1.3c-4.</w:t>
+      </w:r>
+    </w:p>
+    <w:p>
+      <w:pPr>
+        <w:rPr>
+          <w:rFonts w:ascii="Times New Roman" w:hAnsi="Times New Roman" w:cs="Times New Roman"/>
+          <w:sz w:val="26"/>
+          <w:szCs w:val="26"/>
+        </w:rPr>
+      </w:pPr>
+      <w:r>
+        <w:rPr>
+          <w:rFonts w:ascii="Times New Roman" w:hAnsi="Times New Roman" w:cs="Times New Roman"/>
+          <w:sz w:val="26"/>
+          <w:szCs w:val="26"/>
+        </w:rPr>
+        <w:t xml:space="preserve">- 5 const dead trong ui.gd vô hại nhưng gây nhầm lẫn duplicate </w:t>
+      </w:r>
+      <w:r>
+        <w:rPr>
+          <w:rFonts w:ascii="Times New Roman" w:hAnsi="Times New Roman" w:cs="Times New Roman" w:hint="eastAsia"/>
+          <w:sz w:val="26"/>
+          <w:szCs w:val="26"/>
+        </w:rPr>
+        <w:t>→</w:t>
+      </w:r>
+      <w:r>
+        <w:rPr>
+          <w:rFonts w:ascii="Times New Roman" w:hAnsi="Times New Roman" w:cs="Times New Roman"/>
+          <w:sz w:val="26"/>
+          <w:szCs w:val="26"/>
+        </w:rPr>
+        <w:t xml:space="preserve"> nên xoá khi cleanup.</w:t>
+      </w:r>
+    </w:p>
+    <w:p>
+      <w:pPr>
+        <w:rPr>
+          <w:rFonts w:ascii="Times New Roman" w:hAnsi="Times New Roman" w:cs="Times New Roman"/>
+          <w:sz w:val="26"/>
+          <w:szCs w:val="26"/>
+        </w:rPr>
+      </w:pPr>
+      <w:r>
+        <w:rPr>
+          <w:rFonts w:ascii="Times New Roman" w:hAnsi="Times New Roman" w:cs="Times New Roman"/>
+          <w:sz w:val="26"/>
+          <w:szCs w:val="26"/>
+        </w:rPr>
+        <w:t>- **Không** duplicate state; **không** còn signal nào trong component (đã sạch sau D1.3c-2); **không** thay đổi API/behavior.</w:t>
+      </w:r>
+    </w:p>
+    <w:p>
+      <w:pPr>
+        <w:rPr>
+          <w:rFonts w:ascii="Times New Roman" w:hAnsi="Times New Roman" w:cs="Times New Roman"/>
+          <w:sz w:val="26"/>
+          <w:szCs w:val="26"/>
+        </w:rPr>
+      </w:pPr>
+    </w:p>
+    <w:p>
+      <w:pPr>
+        <w:rPr>
+          <w:rFonts w:ascii="Times New Roman" w:hAnsi="Times New Roman" w:cs="Times New Roman"/>
+          <w:sz w:val="26"/>
+          <w:szCs w:val="26"/>
+        </w:rPr>
+      </w:pPr>
+      <w:r>
+        <w:rPr>
+          <w:rFonts w:ascii="Times New Roman" w:hAnsi="Times New Roman" w:cs="Times New Roman"/>
+          <w:sz w:val="26"/>
+          <w:szCs w:val="26"/>
+        </w:rPr>
+        <w:t>---</w:t>
+      </w:r>
+    </w:p>
+    <w:p>
+      <w:pPr>
+        <w:rPr>
+          <w:rFonts w:ascii="Times New Roman" w:hAnsi="Times New Roman" w:cs="Times New Roman"/>
+          <w:sz w:val="26"/>
+          <w:szCs w:val="26"/>
+        </w:rPr>
+      </w:pPr>
+    </w:p>
+    <w:p>
+      <w:pPr>
+        <w:rPr>
+          <w:rFonts w:ascii="Times New Roman" w:hAnsi="Times New Roman" w:cs="Times New Roman"/>
+          <w:sz w:val="26"/>
+          <w:szCs w:val="26"/>
+        </w:rPr>
+      </w:pPr>
+      <w:r>
+        <w:rPr>
+          <w:rFonts w:ascii="Times New Roman" w:hAnsi="Times New Roman" w:cs="Times New Roman"/>
+          <w:sz w:val="26"/>
+          <w:szCs w:val="26"/>
+        </w:rPr>
+        <w:t>**DỪNG sau D1.3c-3 (audit).** Không sửa/xoá gì. Chờ bạn quyết định (đặc biệt mục D) trước khi sang D1.3c-4.</w:t>
       </w:r>
     </w:p>
     <w:sectPr>
